--- a/10-应急管理/运行记录类文件/100203-盐都区新能源汽车充电站建设项目-应急演练计划.docx
+++ b/10-应急管理/运行记录类文件/100203-盐都区新能源汽车充电站建设项目-应急演练计划.docx
@@ -2588,7 +2588,6 @@
             <w:insideH w:val="none" w:color="auto" w:sz="0" w:space="0"/>
             <w:insideV w:val="none" w:color="auto" w:sz="0" w:space="0"/>
           </w:tblBorders>
-          <w:shd w:val="clear" w:color="auto" w:fill="FFFFFF"/>
           <w:tblCellMar>
             <w:top w:w="15" w:type="dxa"/>
             <w:left w:w="15" w:type="dxa"/>
@@ -2726,157 +2725,6 @@
                 <w:lang w:val="en-US" w:eastAsia="zh-CN" w:bidi="ar"/>
               </w:rPr>
               <w:t>2025年8月高温汛期施工现场安全事故应急专项演练</w:t>
-            </w:r>
-          </w:p>
-        </w:tc>
-      </w:tr>
-      <w:tr>
-        <w:tblPrEx>
-          <w:tblBorders>
-            <w:top w:val="none" w:color="auto" w:sz="0" w:space="0"/>
-            <w:left w:val="none" w:color="auto" w:sz="0" w:space="0"/>
-            <w:bottom w:val="none" w:color="auto" w:sz="0" w:space="0"/>
-            <w:right w:val="none" w:color="auto" w:sz="0" w:space="0"/>
-            <w:insideH w:val="none" w:color="auto" w:sz="0" w:space="0"/>
-            <w:insideV w:val="none" w:color="auto" w:sz="0" w:space="0"/>
-          </w:tblBorders>
-          <w:tblCellMar>
-            <w:top w:w="15" w:type="dxa"/>
-            <w:left w:w="15" w:type="dxa"/>
-            <w:bottom w:w="15" w:type="dxa"/>
-            <w:right w:w="15" w:type="dxa"/>
-          </w:tblCellMar>
-        </w:tblPrEx>
-        <w:trPr>
-          <w:trHeight w:val="0" w:hRule="atLeast"/>
-          <w:jc w:val="center"/>
-        </w:trPr>
-        <w:tc>
-          <w:tcPr>
-            <w:tcW w:w="0" w:type="auto"/>
-            <w:tcBorders>
-              <w:top w:val="single" w:color="auto" w:sz="4" w:space="0"/>
-              <w:left w:val="single" w:color="auto" w:sz="12" w:space="0"/>
-              <w:bottom w:val="nil"/>
-              <w:right w:val="nil"/>
-            </w:tcBorders>
-            <w:shd w:val="clear" w:color="auto" w:fill="FFFFFF"/>
-            <w:noWrap w:val="0"/>
-            <w:tcMar>
-              <w:top w:w="120" w:type="dxa"/>
-              <w:left w:w="-1" w:type="dxa"/>
-              <w:bottom w:w="120" w:type="dxa"/>
-              <w:right w:w="192" w:type="dxa"/>
-            </w:tcMar>
-            <w:vAlign w:val="center"/>
-          </w:tcPr>
-          <w:p>
-            <w:pPr>
-              <w:keepNext w:val="0"/>
-              <w:keepLines w:val="0"/>
-              <w:pageBreakBefore w:val="0"/>
-              <w:widowControl w:val="0"/>
-              <w:suppressLineNumbers w:val="0"/>
-              <w:wordWrap/>
-              <w:overflowPunct/>
-              <w:topLinePunct w:val="0"/>
-              <w:bidi w:val="0"/>
-              <w:snapToGrid w:val="0"/>
-              <w:spacing w:line="240" w:lineRule="auto"/>
-              <w:ind w:left="0" w:leftChars="0" w:right="0" w:rightChars="0" w:firstLine="0" w:firstLineChars="0"/>
-              <w:jc w:val="center"/>
-              <w:rPr>
-                <w:rFonts w:hint="default" w:ascii="Segoe UI" w:hAnsi="Segoe UI" w:eastAsia="Segoe UI" w:cs="Segoe UI"/>
-                <w:i w:val="0"/>
-                <w:iCs w:val="0"/>
-                <w:caps w:val="0"/>
-                <w:color w:val="0F1115"/>
-                <w:spacing w:val="0"/>
-                <w:sz w:val="18"/>
-                <w:szCs w:val="18"/>
-              </w:rPr>
-            </w:pPr>
-            <w:r>
-              <w:rPr>
-                <w:rStyle w:val="23"/>
-                <w:rFonts w:hint="default" w:ascii="Segoe UI" w:hAnsi="Segoe UI" w:eastAsia="Segoe UI" w:cs="Segoe UI"/>
-                <w:b/>
-                <w:bCs/>
-                <w:i w:val="0"/>
-                <w:iCs w:val="0"/>
-                <w:caps w:val="0"/>
-                <w:snapToGrid w:val="0"/>
-                <w:color w:val="000000"/>
-                <w:spacing w:val="0"/>
-                <w:kern w:val="0"/>
-                <w:sz w:val="18"/>
-                <w:szCs w:val="18"/>
-                <w:lang w:val="en-US" w:eastAsia="zh-CN" w:bidi="ar"/>
-              </w:rPr>
-              <w:t>演练时间</w:t>
-            </w:r>
-          </w:p>
-        </w:tc>
-        <w:tc>
-          <w:tcPr>
-            <w:tcW w:w="7293" w:type="dxa"/>
-            <w:tcBorders>
-              <w:top w:val="single" w:color="auto" w:sz="4" w:space="0"/>
-              <w:left w:val="single" w:color="auto" w:sz="4" w:space="0"/>
-              <w:bottom w:val="nil"/>
-              <w:right w:val="single" w:color="auto" w:sz="12" w:space="0"/>
-            </w:tcBorders>
-            <w:shd w:val="clear" w:color="auto" w:fill="FFFFFF"/>
-            <w:noWrap w:val="0"/>
-            <w:tcMar>
-              <w:top w:w="120" w:type="dxa"/>
-              <w:left w:w="192" w:type="dxa"/>
-              <w:bottom w:w="120" w:type="dxa"/>
-              <w:right w:w="-1" w:type="dxa"/>
-            </w:tcMar>
-            <w:vAlign w:val="center"/>
-          </w:tcPr>
-          <w:p>
-            <w:pPr>
-              <w:keepNext w:val="0"/>
-              <w:keepLines w:val="0"/>
-              <w:pageBreakBefore w:val="0"/>
-              <w:widowControl w:val="0"/>
-              <w:suppressLineNumbers w:val="0"/>
-              <w:wordWrap/>
-              <w:overflowPunct/>
-              <w:topLinePunct w:val="0"/>
-              <w:bidi w:val="0"/>
-              <w:snapToGrid w:val="0"/>
-              <w:spacing w:line="240" w:lineRule="auto"/>
-              <w:ind w:left="0" w:leftChars="0" w:right="0" w:rightChars="0" w:firstLine="0" w:firstLineChars="0"/>
-              <w:jc w:val="center"/>
-              <w:rPr>
-                <w:rFonts w:hint="default" w:ascii="Segoe UI" w:hAnsi="Segoe UI" w:eastAsia="Segoe UI" w:cs="Segoe UI"/>
-                <w:i w:val="0"/>
-                <w:iCs w:val="0"/>
-                <w:caps w:val="0"/>
-                <w:color w:val="0F1115"/>
-                <w:spacing w:val="0"/>
-                <w:sz w:val="18"/>
-                <w:szCs w:val="18"/>
-              </w:rPr>
-            </w:pPr>
-            <w:r>
-              <w:rPr>
-                <w:rFonts w:hint="default" w:ascii="Segoe UI" w:hAnsi="Segoe UI" w:eastAsia="Segoe UI" w:cs="Segoe UI"/>
-                <w:i w:val="0"/>
-                <w:iCs w:val="0"/>
-                <w:caps w:val="0"/>
-                <w:snapToGrid w:val="0"/>
-                <w:color w:val="000000"/>
-                <w:spacing w:val="0"/>
-                <w:kern w:val="0"/>
-                <w:sz w:val="18"/>
-                <w:szCs w:val="18"/>
-                <w:lang w:val="en-US" w:eastAsia="zh-CN" w:bidi="ar"/>
-              </w:rPr>
-              <w:t>2025年8月15日（星期四）上午 9:00 - 11:30</w:t>
             </w:r>
           </w:p>
         </w:tc>
@@ -2965,7 +2813,7 @@
                 <w:szCs w:val="18"/>
                 <w:lang w:val="en-US" w:eastAsia="zh-CN" w:bidi="ar"/>
               </w:rPr>
-              <w:t>演练地点</w:t>
+              <w:t>演练时间</w:t>
             </w:r>
           </w:p>
         </w:tc>
@@ -3028,158 +2876,7 @@
                 <w:szCs w:val="18"/>
                 <w:lang w:val="en-US" w:eastAsia="zh-CN" w:bidi="ar"/>
               </w:rPr>
-              <w:t>盐都区充电站建设项目 #12 站点施工现场（模拟）</w:t>
-            </w:r>
-          </w:p>
-        </w:tc>
-      </w:tr>
-      <w:tr>
-        <w:tblPrEx>
-          <w:tblBorders>
-            <w:top w:val="none" w:color="auto" w:sz="0" w:space="0"/>
-            <w:left w:val="none" w:color="auto" w:sz="0" w:space="0"/>
-            <w:bottom w:val="none" w:color="auto" w:sz="0" w:space="0"/>
-            <w:right w:val="none" w:color="auto" w:sz="0" w:space="0"/>
-            <w:insideH w:val="none" w:color="auto" w:sz="0" w:space="0"/>
-            <w:insideV w:val="none" w:color="auto" w:sz="0" w:space="0"/>
-          </w:tblBorders>
-          <w:tblCellMar>
-            <w:top w:w="15" w:type="dxa"/>
-            <w:left w:w="15" w:type="dxa"/>
-            <w:bottom w:w="15" w:type="dxa"/>
-            <w:right w:w="15" w:type="dxa"/>
-          </w:tblCellMar>
-        </w:tblPrEx>
-        <w:trPr>
-          <w:trHeight w:val="0" w:hRule="atLeast"/>
-          <w:jc w:val="center"/>
-        </w:trPr>
-        <w:tc>
-          <w:tcPr>
-            <w:tcW w:w="0" w:type="auto"/>
-            <w:tcBorders>
-              <w:top w:val="single" w:color="auto" w:sz="4" w:space="0"/>
-              <w:left w:val="single" w:color="auto" w:sz="12" w:space="0"/>
-              <w:bottom w:val="nil"/>
-              <w:right w:val="nil"/>
-            </w:tcBorders>
-            <w:shd w:val="clear" w:color="auto" w:fill="FFFFFF"/>
-            <w:noWrap w:val="0"/>
-            <w:tcMar>
-              <w:top w:w="120" w:type="dxa"/>
-              <w:left w:w="-1" w:type="dxa"/>
-              <w:bottom w:w="120" w:type="dxa"/>
-              <w:right w:w="192" w:type="dxa"/>
-            </w:tcMar>
-            <w:vAlign w:val="center"/>
-          </w:tcPr>
-          <w:p>
-            <w:pPr>
-              <w:keepNext w:val="0"/>
-              <w:keepLines w:val="0"/>
-              <w:pageBreakBefore w:val="0"/>
-              <w:widowControl w:val="0"/>
-              <w:suppressLineNumbers w:val="0"/>
-              <w:wordWrap/>
-              <w:overflowPunct/>
-              <w:topLinePunct w:val="0"/>
-              <w:bidi w:val="0"/>
-              <w:snapToGrid w:val="0"/>
-              <w:spacing w:line="240" w:lineRule="auto"/>
-              <w:ind w:left="0" w:leftChars="0" w:right="0" w:rightChars="0" w:firstLine="0" w:firstLineChars="0"/>
-              <w:jc w:val="center"/>
-              <w:rPr>
-                <w:rFonts w:hint="default" w:ascii="Segoe UI" w:hAnsi="Segoe UI" w:eastAsia="Segoe UI" w:cs="Segoe UI"/>
-                <w:i w:val="0"/>
-                <w:iCs w:val="0"/>
-                <w:caps w:val="0"/>
-                <w:color w:val="0F1115"/>
-                <w:spacing w:val="0"/>
-                <w:sz w:val="18"/>
-                <w:szCs w:val="18"/>
-              </w:rPr>
-            </w:pPr>
-            <w:r>
-              <w:rPr>
-                <w:rStyle w:val="23"/>
-                <w:rFonts w:hint="default" w:ascii="Segoe UI" w:hAnsi="Segoe UI" w:eastAsia="Segoe UI" w:cs="Segoe UI"/>
-                <w:b/>
-                <w:bCs/>
-                <w:i w:val="0"/>
-                <w:iCs w:val="0"/>
-                <w:caps w:val="0"/>
-                <w:snapToGrid w:val="0"/>
-                <w:color w:val="000000"/>
-                <w:spacing w:val="0"/>
-                <w:kern w:val="0"/>
-                <w:sz w:val="18"/>
-                <w:szCs w:val="18"/>
-                <w:lang w:val="en-US" w:eastAsia="zh-CN" w:bidi="ar"/>
-              </w:rPr>
-              <w:t>对应预案</w:t>
-            </w:r>
-          </w:p>
-        </w:tc>
-        <w:tc>
-          <w:tcPr>
-            <w:tcW w:w="7293" w:type="dxa"/>
-            <w:tcBorders>
-              <w:top w:val="single" w:color="auto" w:sz="4" w:space="0"/>
-              <w:left w:val="single" w:color="auto" w:sz="4" w:space="0"/>
-              <w:bottom w:val="nil"/>
-              <w:right w:val="single" w:color="auto" w:sz="12" w:space="0"/>
-            </w:tcBorders>
-            <w:shd w:val="clear" w:color="auto" w:fill="FFFFFF"/>
-            <w:noWrap w:val="0"/>
-            <w:tcMar>
-              <w:top w:w="120" w:type="dxa"/>
-              <w:left w:w="192" w:type="dxa"/>
-              <w:bottom w:w="120" w:type="dxa"/>
-              <w:right w:w="-1" w:type="dxa"/>
-            </w:tcMar>
-            <w:vAlign w:val="center"/>
-          </w:tcPr>
-          <w:p>
-            <w:pPr>
-              <w:keepNext w:val="0"/>
-              <w:keepLines w:val="0"/>
-              <w:pageBreakBefore w:val="0"/>
-              <w:widowControl w:val="0"/>
-              <w:suppressLineNumbers w:val="0"/>
-              <w:wordWrap/>
-              <w:overflowPunct/>
-              <w:topLinePunct w:val="0"/>
-              <w:bidi w:val="0"/>
-              <w:snapToGrid w:val="0"/>
-              <w:spacing w:line="240" w:lineRule="auto"/>
-              <w:ind w:left="0" w:leftChars="0" w:right="0" w:rightChars="0" w:firstLine="0" w:firstLineChars="0"/>
-              <w:jc w:val="center"/>
-              <w:rPr>
-                <w:rFonts w:hint="default" w:ascii="Segoe UI" w:hAnsi="Segoe UI" w:eastAsia="Segoe UI" w:cs="Segoe UI"/>
-                <w:i w:val="0"/>
-                <w:iCs w:val="0"/>
-                <w:caps w:val="0"/>
-                <w:color w:val="0F1115"/>
-                <w:spacing w:val="0"/>
-                <w:sz w:val="18"/>
-                <w:szCs w:val="18"/>
-              </w:rPr>
-            </w:pPr>
-            <w:r>
-              <w:rPr>
-                <w:rFonts w:hint="default" w:ascii="Segoe UI" w:hAnsi="Segoe UI" w:eastAsia="Segoe UI" w:cs="Segoe UI"/>
-                <w:i w:val="0"/>
-                <w:iCs w:val="0"/>
-                <w:caps w:val="0"/>
-                <w:snapToGrid w:val="0"/>
-                <w:color w:val="000000"/>
-                <w:spacing w:val="0"/>
-                <w:kern w:val="0"/>
-                <w:sz w:val="18"/>
-                <w:szCs w:val="18"/>
-                <w:lang w:val="en-US" w:eastAsia="zh-CN" w:bidi="ar"/>
-              </w:rPr>
-              <w:t>《盐都区新能源汽车充电站建设项目应急演练预案》V1.0</w:t>
+              <w:t>2025年8月15日（星期四）上午 9:00 - 11:30</w:t>
             </w:r>
           </w:p>
         </w:tc>
@@ -3268,7 +2965,7 @@
                 <w:szCs w:val="18"/>
                 <w:lang w:val="en-US" w:eastAsia="zh-CN" w:bidi="ar"/>
               </w:rPr>
-              <w:t>对应场景</w:t>
+              <w:t>演练地点</w:t>
             </w:r>
           </w:p>
         </w:tc>
@@ -3331,7 +3028,7 @@
                 <w:szCs w:val="18"/>
                 <w:lang w:val="en-US" w:eastAsia="zh-CN" w:bidi="ar"/>
               </w:rPr>
-              <w:t>场景S2 - 施工现场安全事故（人员触电/设备倾倒）</w:t>
+              <w:t>盐都区充电站建设项目 #12 站点施工现场（模拟）</w:t>
             </w:r>
           </w:p>
         </w:tc>
@@ -3420,7 +3117,7 @@
                 <w:szCs w:val="18"/>
                 <w:lang w:val="en-US" w:eastAsia="zh-CN" w:bidi="ar"/>
               </w:rPr>
-              <w:t>演练性质</w:t>
+              <w:t>对应预案</w:t>
             </w:r>
           </w:p>
         </w:tc>
@@ -3483,7 +3180,7 @@
                 <w:szCs w:val="18"/>
                 <w:lang w:val="en-US" w:eastAsia="zh-CN" w:bidi="ar"/>
               </w:rPr>
-              <w:t>专项实战演练（部分预先通知，部分突击）</w:t>
+              <w:t>《盐都区新能源汽车充电站建设项目应急演练预案》V1.0</w:t>
             </w:r>
           </w:p>
         </w:tc>
@@ -3572,7 +3269,7 @@
                 <w:szCs w:val="18"/>
                 <w:lang w:val="en-US" w:eastAsia="zh-CN" w:bidi="ar"/>
               </w:rPr>
-              <w:t>演练指挥</w:t>
+              <w:t>对应场景</w:t>
             </w:r>
           </w:p>
         </w:tc>
@@ -3635,7 +3332,7 @@
                 <w:szCs w:val="18"/>
                 <w:lang w:val="en-US" w:eastAsia="zh-CN" w:bidi="ar"/>
               </w:rPr>
-              <w:t>运维项目经理（现场总指挥）</w:t>
+              <w:t>场景S2 - 施工现场安全事故（人员触电/设备倾倒）</w:t>
             </w:r>
           </w:p>
         </w:tc>
@@ -3650,6 +3347,311 @@
             <w:insideH w:val="none" w:color="auto" w:sz="0" w:space="0"/>
             <w:insideV w:val="none" w:color="auto" w:sz="0" w:space="0"/>
           </w:tblBorders>
+          <w:shd w:val="clear" w:color="auto" w:fill="FFFFFF"/>
+          <w:tblCellMar>
+            <w:top w:w="15" w:type="dxa"/>
+            <w:left w:w="15" w:type="dxa"/>
+            <w:bottom w:w="15" w:type="dxa"/>
+            <w:right w:w="15" w:type="dxa"/>
+          </w:tblCellMar>
+        </w:tblPrEx>
+        <w:trPr>
+          <w:trHeight w:val="0" w:hRule="atLeast"/>
+          <w:jc w:val="center"/>
+        </w:trPr>
+        <w:tc>
+          <w:tcPr>
+            <w:tcW w:w="0" w:type="auto"/>
+            <w:tcBorders>
+              <w:top w:val="single" w:color="auto" w:sz="4" w:space="0"/>
+              <w:left w:val="single" w:color="auto" w:sz="12" w:space="0"/>
+              <w:bottom w:val="nil"/>
+              <w:right w:val="nil"/>
+            </w:tcBorders>
+            <w:shd w:val="clear" w:color="auto" w:fill="FFFFFF"/>
+            <w:noWrap w:val="0"/>
+            <w:tcMar>
+              <w:top w:w="120" w:type="dxa"/>
+              <w:left w:w="-1" w:type="dxa"/>
+              <w:bottom w:w="120" w:type="dxa"/>
+              <w:right w:w="192" w:type="dxa"/>
+            </w:tcMar>
+            <w:vAlign w:val="center"/>
+          </w:tcPr>
+          <w:p>
+            <w:pPr>
+              <w:keepNext w:val="0"/>
+              <w:keepLines w:val="0"/>
+              <w:pageBreakBefore w:val="0"/>
+              <w:widowControl w:val="0"/>
+              <w:suppressLineNumbers w:val="0"/>
+              <w:wordWrap/>
+              <w:overflowPunct/>
+              <w:topLinePunct w:val="0"/>
+              <w:bidi w:val="0"/>
+              <w:snapToGrid w:val="0"/>
+              <w:spacing w:line="240" w:lineRule="auto"/>
+              <w:ind w:left="0" w:leftChars="0" w:right="0" w:rightChars="0" w:firstLine="0" w:firstLineChars="0"/>
+              <w:jc w:val="center"/>
+              <w:rPr>
+                <w:rFonts w:hint="default" w:ascii="Segoe UI" w:hAnsi="Segoe UI" w:eastAsia="Segoe UI" w:cs="Segoe UI"/>
+                <w:i w:val="0"/>
+                <w:iCs w:val="0"/>
+                <w:caps w:val="0"/>
+                <w:color w:val="0F1115"/>
+                <w:spacing w:val="0"/>
+                <w:sz w:val="18"/>
+                <w:szCs w:val="18"/>
+              </w:rPr>
+            </w:pPr>
+            <w:r>
+              <w:rPr>
+                <w:rStyle w:val="23"/>
+                <w:rFonts w:hint="default" w:ascii="Segoe UI" w:hAnsi="Segoe UI" w:eastAsia="Segoe UI" w:cs="Segoe UI"/>
+                <w:b/>
+                <w:bCs/>
+                <w:i w:val="0"/>
+                <w:iCs w:val="0"/>
+                <w:caps w:val="0"/>
+                <w:snapToGrid w:val="0"/>
+                <w:color w:val="000000"/>
+                <w:spacing w:val="0"/>
+                <w:kern w:val="0"/>
+                <w:sz w:val="18"/>
+                <w:szCs w:val="18"/>
+                <w:lang w:val="en-US" w:eastAsia="zh-CN" w:bidi="ar"/>
+              </w:rPr>
+              <w:t>演练性质</w:t>
+            </w:r>
+          </w:p>
+        </w:tc>
+        <w:tc>
+          <w:tcPr>
+            <w:tcW w:w="7293" w:type="dxa"/>
+            <w:tcBorders>
+              <w:top w:val="single" w:color="auto" w:sz="4" w:space="0"/>
+              <w:left w:val="single" w:color="auto" w:sz="4" w:space="0"/>
+              <w:bottom w:val="nil"/>
+              <w:right w:val="single" w:color="auto" w:sz="12" w:space="0"/>
+            </w:tcBorders>
+            <w:shd w:val="clear" w:color="auto" w:fill="FFFFFF"/>
+            <w:noWrap w:val="0"/>
+            <w:tcMar>
+              <w:top w:w="120" w:type="dxa"/>
+              <w:left w:w="192" w:type="dxa"/>
+              <w:bottom w:w="120" w:type="dxa"/>
+              <w:right w:w="-1" w:type="dxa"/>
+            </w:tcMar>
+            <w:vAlign w:val="center"/>
+          </w:tcPr>
+          <w:p>
+            <w:pPr>
+              <w:keepNext w:val="0"/>
+              <w:keepLines w:val="0"/>
+              <w:pageBreakBefore w:val="0"/>
+              <w:widowControl w:val="0"/>
+              <w:suppressLineNumbers w:val="0"/>
+              <w:wordWrap/>
+              <w:overflowPunct/>
+              <w:topLinePunct w:val="0"/>
+              <w:bidi w:val="0"/>
+              <w:snapToGrid w:val="0"/>
+              <w:spacing w:line="240" w:lineRule="auto"/>
+              <w:ind w:left="0" w:leftChars="0" w:right="0" w:rightChars="0" w:firstLine="0" w:firstLineChars="0"/>
+              <w:jc w:val="center"/>
+              <w:rPr>
+                <w:rFonts w:hint="default" w:ascii="Segoe UI" w:hAnsi="Segoe UI" w:eastAsia="Segoe UI" w:cs="Segoe UI"/>
+                <w:i w:val="0"/>
+                <w:iCs w:val="0"/>
+                <w:caps w:val="0"/>
+                <w:color w:val="0F1115"/>
+                <w:spacing w:val="0"/>
+                <w:sz w:val="18"/>
+                <w:szCs w:val="18"/>
+              </w:rPr>
+            </w:pPr>
+            <w:r>
+              <w:rPr>
+                <w:rFonts w:hint="default" w:ascii="Segoe UI" w:hAnsi="Segoe UI" w:eastAsia="Segoe UI" w:cs="Segoe UI"/>
+                <w:i w:val="0"/>
+                <w:iCs w:val="0"/>
+                <w:caps w:val="0"/>
+                <w:snapToGrid w:val="0"/>
+                <w:color w:val="000000"/>
+                <w:spacing w:val="0"/>
+                <w:kern w:val="0"/>
+                <w:sz w:val="18"/>
+                <w:szCs w:val="18"/>
+                <w:lang w:val="en-US" w:eastAsia="zh-CN" w:bidi="ar"/>
+              </w:rPr>
+              <w:t>专项实战演练（部分预先通知，部分突击）</w:t>
+            </w:r>
+          </w:p>
+        </w:tc>
+      </w:tr>
+      <w:tr>
+        <w:tblPrEx>
+          <w:tblBorders>
+            <w:top w:val="none" w:color="auto" w:sz="0" w:space="0"/>
+            <w:left w:val="none" w:color="auto" w:sz="0" w:space="0"/>
+            <w:bottom w:val="none" w:color="auto" w:sz="0" w:space="0"/>
+            <w:right w:val="none" w:color="auto" w:sz="0" w:space="0"/>
+            <w:insideH w:val="none" w:color="auto" w:sz="0" w:space="0"/>
+            <w:insideV w:val="none" w:color="auto" w:sz="0" w:space="0"/>
+          </w:tblBorders>
+          <w:shd w:val="clear" w:color="auto" w:fill="FFFFFF"/>
+          <w:tblCellMar>
+            <w:top w:w="15" w:type="dxa"/>
+            <w:left w:w="15" w:type="dxa"/>
+            <w:bottom w:w="15" w:type="dxa"/>
+            <w:right w:w="15" w:type="dxa"/>
+          </w:tblCellMar>
+        </w:tblPrEx>
+        <w:trPr>
+          <w:trHeight w:val="0" w:hRule="atLeast"/>
+          <w:jc w:val="center"/>
+        </w:trPr>
+        <w:tc>
+          <w:tcPr>
+            <w:tcW w:w="0" w:type="auto"/>
+            <w:tcBorders>
+              <w:top w:val="single" w:color="auto" w:sz="4" w:space="0"/>
+              <w:left w:val="single" w:color="auto" w:sz="12" w:space="0"/>
+              <w:bottom w:val="nil"/>
+              <w:right w:val="nil"/>
+            </w:tcBorders>
+            <w:shd w:val="clear" w:color="auto" w:fill="FFFFFF"/>
+            <w:noWrap w:val="0"/>
+            <w:tcMar>
+              <w:top w:w="120" w:type="dxa"/>
+              <w:left w:w="-1" w:type="dxa"/>
+              <w:bottom w:w="120" w:type="dxa"/>
+              <w:right w:w="192" w:type="dxa"/>
+            </w:tcMar>
+            <w:vAlign w:val="center"/>
+          </w:tcPr>
+          <w:p>
+            <w:pPr>
+              <w:keepNext w:val="0"/>
+              <w:keepLines w:val="0"/>
+              <w:pageBreakBefore w:val="0"/>
+              <w:widowControl w:val="0"/>
+              <w:suppressLineNumbers w:val="0"/>
+              <w:wordWrap/>
+              <w:overflowPunct/>
+              <w:topLinePunct w:val="0"/>
+              <w:bidi w:val="0"/>
+              <w:snapToGrid w:val="0"/>
+              <w:spacing w:line="240" w:lineRule="auto"/>
+              <w:ind w:left="0" w:leftChars="0" w:right="0" w:rightChars="0" w:firstLine="0" w:firstLineChars="0"/>
+              <w:jc w:val="center"/>
+              <w:rPr>
+                <w:rFonts w:hint="default" w:ascii="Segoe UI" w:hAnsi="Segoe UI" w:eastAsia="Segoe UI" w:cs="Segoe UI"/>
+                <w:i w:val="0"/>
+                <w:iCs w:val="0"/>
+                <w:caps w:val="0"/>
+                <w:color w:val="0F1115"/>
+                <w:spacing w:val="0"/>
+                <w:sz w:val="18"/>
+                <w:szCs w:val="18"/>
+              </w:rPr>
+            </w:pPr>
+            <w:r>
+              <w:rPr>
+                <w:rStyle w:val="23"/>
+                <w:rFonts w:hint="default" w:ascii="Segoe UI" w:hAnsi="Segoe UI" w:eastAsia="Segoe UI" w:cs="Segoe UI"/>
+                <w:b/>
+                <w:bCs/>
+                <w:i w:val="0"/>
+                <w:iCs w:val="0"/>
+                <w:caps w:val="0"/>
+                <w:snapToGrid w:val="0"/>
+                <w:color w:val="000000"/>
+                <w:spacing w:val="0"/>
+                <w:kern w:val="0"/>
+                <w:sz w:val="18"/>
+                <w:szCs w:val="18"/>
+                <w:lang w:val="en-US" w:eastAsia="zh-CN" w:bidi="ar"/>
+              </w:rPr>
+              <w:t>演练指挥</w:t>
+            </w:r>
+          </w:p>
+        </w:tc>
+        <w:tc>
+          <w:tcPr>
+            <w:tcW w:w="7293" w:type="dxa"/>
+            <w:tcBorders>
+              <w:top w:val="single" w:color="auto" w:sz="4" w:space="0"/>
+              <w:left w:val="single" w:color="auto" w:sz="4" w:space="0"/>
+              <w:bottom w:val="nil"/>
+              <w:right w:val="single" w:color="auto" w:sz="12" w:space="0"/>
+            </w:tcBorders>
+            <w:shd w:val="clear" w:color="auto" w:fill="FFFFFF"/>
+            <w:noWrap w:val="0"/>
+            <w:tcMar>
+              <w:top w:w="120" w:type="dxa"/>
+              <w:left w:w="192" w:type="dxa"/>
+              <w:bottom w:w="120" w:type="dxa"/>
+              <w:right w:w="-1" w:type="dxa"/>
+            </w:tcMar>
+            <w:vAlign w:val="center"/>
+          </w:tcPr>
+          <w:p>
+            <w:pPr>
+              <w:keepNext w:val="0"/>
+              <w:keepLines w:val="0"/>
+              <w:pageBreakBefore w:val="0"/>
+              <w:widowControl w:val="0"/>
+              <w:suppressLineNumbers w:val="0"/>
+              <w:wordWrap/>
+              <w:overflowPunct/>
+              <w:topLinePunct w:val="0"/>
+              <w:bidi w:val="0"/>
+              <w:snapToGrid w:val="0"/>
+              <w:spacing w:line="240" w:lineRule="auto"/>
+              <w:ind w:left="0" w:leftChars="0" w:right="0" w:rightChars="0" w:firstLine="0" w:firstLineChars="0"/>
+              <w:jc w:val="center"/>
+              <w:rPr>
+                <w:rFonts w:hint="default" w:ascii="Segoe UI" w:hAnsi="Segoe UI" w:eastAsia="Segoe UI" w:cs="Segoe UI"/>
+                <w:i w:val="0"/>
+                <w:iCs w:val="0"/>
+                <w:caps w:val="0"/>
+                <w:color w:val="0F1115"/>
+                <w:spacing w:val="0"/>
+                <w:sz w:val="18"/>
+                <w:szCs w:val="18"/>
+              </w:rPr>
+            </w:pPr>
+            <w:r>
+              <w:rPr>
+                <w:rFonts w:hint="default" w:ascii="Segoe UI" w:hAnsi="Segoe UI" w:eastAsia="Segoe UI" w:cs="Segoe UI"/>
+                <w:i w:val="0"/>
+                <w:iCs w:val="0"/>
+                <w:caps w:val="0"/>
+                <w:snapToGrid w:val="0"/>
+                <w:color w:val="000000"/>
+                <w:spacing w:val="0"/>
+                <w:kern w:val="0"/>
+                <w:sz w:val="18"/>
+                <w:szCs w:val="18"/>
+                <w:lang w:val="en-US" w:eastAsia="zh-CN" w:bidi="ar"/>
+              </w:rPr>
+              <w:t>运维项目经理（现场总指挥）</w:t>
+            </w:r>
+          </w:p>
+        </w:tc>
+      </w:tr>
+      <w:tr>
+        <w:tblPrEx>
+          <w:tblBorders>
+            <w:top w:val="none" w:color="auto" w:sz="0" w:space="0"/>
+            <w:left w:val="none" w:color="auto" w:sz="0" w:space="0"/>
+            <w:bottom w:val="none" w:color="auto" w:sz="0" w:space="0"/>
+            <w:right w:val="none" w:color="auto" w:sz="0" w:space="0"/>
+            <w:insideH w:val="none" w:color="auto" w:sz="0" w:space="0"/>
+            <w:insideV w:val="none" w:color="auto" w:sz="0" w:space="0"/>
+          </w:tblBorders>
+          <w:shd w:val="clear" w:color="auto" w:fill="FFFFFF"/>
           <w:tblCellMar>
             <w:top w:w="15" w:type="dxa"/>
             <w:left w:w="15" w:type="dxa"/>
@@ -3772,9 +3774,11 @@
                 <w:szCs w:val="18"/>
               </w:rPr>
             </w:pPr>
+            <w:bookmarkStart w:id="3" w:name="_GoBack"/>
+            <w:bookmarkEnd w:id="3"/>
             <w:r>
               <w:rPr>
-                <w:rFonts w:hint="default" w:ascii="Segoe UI" w:hAnsi="Segoe UI" w:eastAsia="Segoe UI" w:cs="Segoe UI"/>
+                <w:rFonts w:hint="eastAsia" w:ascii="Segoe UI" w:hAnsi="Segoe UI" w:eastAsia="Segoe UI" w:cs="Segoe UI"/>
                 <w:i w:val="0"/>
                 <w:iCs w:val="0"/>
                 <w:caps w:val="0"/>
@@ -3786,7 +3790,7 @@
                 <w:szCs w:val="18"/>
                 <w:lang w:val="en-US" w:eastAsia="zh-CN" w:bidi="ar"/>
               </w:rPr>
-              <w:t>质量专员</w:t>
+              <w:t>质量管理专员</w:t>
             </w:r>
           </w:p>
         </w:tc>
@@ -4555,6 +4559,7 @@
             <w:insideH w:val="none" w:color="auto" w:sz="0" w:space="0"/>
             <w:insideV w:val="none" w:color="auto" w:sz="0" w:space="0"/>
           </w:tblBorders>
+          <w:shd w:val="clear" w:color="auto" w:fill="FFFFFF"/>
           <w:tblCellMar>
             <w:top w:w="15" w:type="dxa"/>
             <w:left w:w="15" w:type="dxa"/>
@@ -5283,7 +5288,7 @@
             </w:pPr>
             <w:r>
               <w:rPr>
-                <w:rFonts w:hint="default" w:ascii="Segoe UI" w:hAnsi="Segoe UI" w:eastAsia="Segoe UI" w:cs="Segoe UI"/>
+                <w:rFonts w:hint="eastAsia" w:ascii="Segoe UI" w:hAnsi="Segoe UI" w:eastAsia="Segoe UI" w:cs="Segoe UI"/>
                 <w:i w:val="0"/>
                 <w:iCs w:val="0"/>
                 <w:caps w:val="0"/>
@@ -5295,7 +5300,7 @@
                 <w:szCs w:val="18"/>
                 <w:lang w:val="en-US" w:eastAsia="zh-CN" w:bidi="ar"/>
               </w:rPr>
-              <w:t>质量专员</w:t>
+              <w:t>质量管理专员</w:t>
             </w:r>
           </w:p>
         </w:tc>
@@ -7548,8 +7553,6 @@
         </w:rPr>
         <w:t>沟通准备</w:t>
       </w:r>
-      <w:bookmarkStart w:id="3" w:name="_GoBack"/>
-      <w:bookmarkEnd w:id="3"/>
     </w:p>
     <w:p>
       <w:pPr>
@@ -9382,7 +9385,7 @@
             </w:pPr>
             <w:r>
               <w:rPr>
-                <w:rFonts w:hint="default" w:ascii="Segoe UI" w:hAnsi="Segoe UI" w:eastAsia="Segoe UI" w:cs="Segoe UI"/>
+                <w:rFonts w:hint="eastAsia" w:ascii="Segoe UI" w:hAnsi="Segoe UI" w:eastAsia="Segoe UI" w:cs="Segoe UI"/>
                 <w:i w:val="0"/>
                 <w:iCs w:val="0"/>
                 <w:caps w:val="0"/>
@@ -9394,7 +9397,7 @@
                 <w:szCs w:val="18"/>
                 <w:lang w:val="en-US" w:eastAsia="zh-CN" w:bidi="ar"/>
               </w:rPr>
-              <w:t>质量专员</w:t>
+              <w:t>质量管理专员</w:t>
             </w:r>
           </w:p>
         </w:tc>
@@ -9409,6 +9412,7 @@
             <w:insideH w:val="single" w:color="auto" w:sz="4" w:space="0"/>
             <w:insideV w:val="single" w:color="auto" w:sz="4" w:space="0"/>
           </w:tblBorders>
+          <w:shd w:val="clear" w:color="auto" w:fill="FFFFFF"/>
           <w:tblCellMar>
             <w:top w:w="15" w:type="dxa"/>
             <w:left w:w="15" w:type="dxa"/>
@@ -9565,7 +9569,7 @@
             </w:pPr>
             <w:r>
               <w:rPr>
-                <w:rFonts w:hint="default" w:ascii="Segoe UI" w:hAnsi="Segoe UI" w:eastAsia="Segoe UI" w:cs="Segoe UI"/>
+                <w:rFonts w:hint="eastAsia" w:ascii="Segoe UI" w:hAnsi="Segoe UI" w:eastAsia="Segoe UI" w:cs="Segoe UI"/>
                 <w:i w:val="0"/>
                 <w:iCs w:val="0"/>
                 <w:caps w:val="0"/>
@@ -9577,7 +9581,7 @@
                 <w:szCs w:val="18"/>
                 <w:lang w:val="en-US" w:eastAsia="zh-CN" w:bidi="ar"/>
               </w:rPr>
-              <w:t>质量专员</w:t>
+              <w:t>质量管理专员</w:t>
             </w:r>
           </w:p>
         </w:tc>
